--- a/data/exports/kcet-rotational-motion_revision_notes.docx
+++ b/data/exports/kcet-rotational-motion_revision_notes.docx
@@ -189,7 +189,7 @@
                 <w:color w:val="2D3748"/>
                 <w:sz w:val="19"/>
               </w:rPr>
-              <w:t>Kcet Rotational Motion - Core Application</w:t>
+              <w:t>Moment of Inertia &amp; Parallel/Perpendicular Axes Theorems</w:t>
             </w:r>
           </w:p>
         </w:tc>
@@ -209,7 +209,7 @@
               <w:rPr>
                 <w:sz w:val="19"/>
               </w:rPr>
-              <w:t>13 PYQs</w:t>
+              <w:t>12 PYQs</w:t>
             </w:r>
           </w:p>
         </w:tc>
@@ -230,7 +230,94 @@
                 <w:color w:val="718096"/>
                 <w:sz w:val="19"/>
               </w:rPr>
-              <w:t>General Concept</w:t>
+              <w:t>Inertia</w:t>
+            </w:r>
+          </w:p>
+        </w:tc>
+      </w:tr>
+      <w:tr>
+        <w:tc>
+          <w:tcPr>
+            <w:tcW w:type="dxa" w:w="2160"/>
+            <w:shd w:fill="FFFFFF"/>
+            <w:tcMar>
+              <w:top w:w="80" w:type="dxa"/>
+              <w:bottom w:w="80" w:type="dxa"/>
+              <w:left w:w="150" w:type="dxa"/>
+              <w:right w:w="150" w:type="dxa"/>
+            </w:tcMar>
+          </w:tcPr>
+          <w:p>
+            <w:r>
+              <w:rPr>
+                <w:b/>
+                <w:color w:val="718096"/>
+                <w:sz w:val="19"/>
+              </w:rPr>
+              <w:t>Moderate</w:t>
+            </w:r>
+          </w:p>
+        </w:tc>
+        <w:tc>
+          <w:tcPr>
+            <w:tcW w:type="dxa" w:w="4320"/>
+            <w:shd w:fill="FFFFFF"/>
+            <w:tcMar>
+              <w:top w:w="80" w:type="dxa"/>
+              <w:bottom w:w="80" w:type="dxa"/>
+              <w:left w:w="150" w:type="dxa"/>
+              <w:right w:w="150" w:type="dxa"/>
+            </w:tcMar>
+          </w:tcPr>
+          <w:p>
+            <w:r>
+              <w:rPr>
+                <w:b/>
+                <w:color w:val="2D3748"/>
+                <w:sz w:val="19"/>
+              </w:rPr>
+              <w:t>Torque, Angular Momentum &amp; Pure Rolling</w:t>
+            </w:r>
+          </w:p>
+        </w:tc>
+        <w:tc>
+          <w:tcPr>
+            <w:tcW w:type="dxa" w:w="1728"/>
+            <w:shd w:fill="FFFFFF"/>
+            <w:tcMar>
+              <w:top w:w="80" w:type="dxa"/>
+              <w:bottom w:w="80" w:type="dxa"/>
+              <w:left w:w="150" w:type="dxa"/>
+              <w:right w:w="150" w:type="dxa"/>
+            </w:tcMar>
+          </w:tcPr>
+          <w:p>
+            <w:r>
+              <w:rPr>
+                <w:sz w:val="19"/>
+              </w:rPr>
+              <w:t>5 PYQs</w:t>
+            </w:r>
+          </w:p>
+        </w:tc>
+        <w:tc>
+          <w:tcPr>
+            <w:tcW w:type="dxa" w:w="1872"/>
+            <w:shd w:fill="FFFFFF"/>
+            <w:tcMar>
+              <w:top w:w="80" w:type="dxa"/>
+              <w:bottom w:w="80" w:type="dxa"/>
+              <w:left w:w="150" w:type="dxa"/>
+              <w:right w:w="150" w:type="dxa"/>
+            </w:tcMar>
+          </w:tcPr>
+          <w:p>
+            <w:r>
+              <w:rPr>
+                <w:color w:val="718096"/>
+                <w:sz w:val="19"/>
+              </w:rPr>
+              <w:t>Dynamics &amp; Rolling</w:t>
             </w:r>
           </w:p>
         </w:tc>
@@ -311,6 +398,98 @@
           </w:p>
         </w:tc>
       </w:tr>
+      <w:tr>
+        <w:tc>
+          <w:tcPr>
+            <w:tcW w:type="dxa" w:w="3600"/>
+            <w:shd w:fill="F7FAFC"/>
+            <w:tcMar>
+              <w:top w:w="100" w:type="dxa"/>
+              <w:bottom w:w="100" w:type="dxa"/>
+              <w:left w:w="150" w:type="dxa"/>
+              <w:right w:w="150" w:type="dxa"/>
+            </w:tcMar>
+          </w:tcPr>
+          <w:p>
+            <w:r>
+              <w:rPr>
+                <w:b/>
+                <w:color w:val="1A365D"/>
+                <w:sz w:val="19"/>
+              </w:rPr>
+              <w:t>Moment of Inertia &amp; Parallel/Perpendicular Axes Theorems</w:t>
+            </w:r>
+          </w:p>
+        </w:tc>
+        <w:tc>
+          <w:tcPr>
+            <w:tcW w:type="dxa" w:w="6480"/>
+            <w:shd w:fill="F7FAFC"/>
+            <w:tcMar>
+              <w:top w:w="100" w:type="dxa"/>
+              <w:bottom w:w="100" w:type="dxa"/>
+              <w:left w:w="150" w:type="dxa"/>
+              <w:right w:w="150" w:type="dxa"/>
+            </w:tcMar>
+          </w:tcPr>
+          <w:p>
+            <w:r>
+              <w:rPr>
+                <w:rFonts w:ascii="Cambria Math" w:hAnsi="Cambria Math"/>
+                <w:color w:val="2D3748"/>
+                <w:sz w:val="19"/>
+              </w:rPr>
+              <w:t>I = \int r^2 dm, \quad I = I_{\text{cm}} + Md^2, \quad I_z = I_x + I_y \quad (\text{laminar planar bodies})</w:t>
+            </w:r>
+          </w:p>
+        </w:tc>
+      </w:tr>
+      <w:tr>
+        <w:tc>
+          <w:tcPr>
+            <w:tcW w:type="dxa" w:w="3600"/>
+            <w:shd w:fill="FFFFFF"/>
+            <w:tcMar>
+              <w:top w:w="100" w:type="dxa"/>
+              <w:bottom w:w="100" w:type="dxa"/>
+              <w:left w:w="150" w:type="dxa"/>
+              <w:right w:w="150" w:type="dxa"/>
+            </w:tcMar>
+          </w:tcPr>
+          <w:p>
+            <w:r>
+              <w:rPr>
+                <w:b/>
+                <w:color w:val="1A365D"/>
+                <w:sz w:val="19"/>
+              </w:rPr>
+              <w:t>Torque, Angular Momentum &amp; Pure Rolling</w:t>
+            </w:r>
+          </w:p>
+        </w:tc>
+        <w:tc>
+          <w:tcPr>
+            <w:tcW w:type="dxa" w:w="6480"/>
+            <w:shd w:fill="FFFFFF"/>
+            <w:tcMar>
+              <w:top w:w="100" w:type="dxa"/>
+              <w:bottom w:w="100" w:type="dxa"/>
+              <w:left w:w="150" w:type="dxa"/>
+              <w:right w:w="150" w:type="dxa"/>
+            </w:tcMar>
+          </w:tcPr>
+          <w:p>
+            <w:r>
+              <w:rPr>
+                <w:rFonts w:ascii="Cambria Math" w:hAnsi="Cambria Math"/>
+                <w:color w:val="2D3748"/>
+                <w:sz w:val="19"/>
+              </w:rPr>
+              <w:t>\vec{\tau} = I\vec{\alpha} = \frac{d\vec{L}}{dt}, \quad K_{\text{roll}} = \frac{1}{2}Mv_{\text{cm}}^2\left(1 + \frac{k^2}{R^2}\right), \quad a = \frac{g\sin\theta}{1 + k^2/R^2}</w:t>
+            </w:r>
+          </w:p>
+        </w:tc>
+      </w:tr>
     </w:tbl>
     <w:p>
       <w:pPr>
@@ -338,7 +517,7 @@
           <w:color w:val="2B6CB0"/>
           <w:sz w:val="24"/>
         </w:rPr>
-        <w:t>3.1 Kcet Rotational Motion - Core Application (High Yield — 13 PYQs)</w:t>
+        <w:t>3.1 Moment of Inertia &amp; Parallel/Perpendicular Axes Theorems (High Yield — 12 PYQs)</w:t>
       </w:r>
     </w:p>
     <w:p>
@@ -353,7 +532,7 @@
         <w:rPr>
           <w:sz w:val="20"/>
         </w:rPr>
-        <w:t>Key problem pattern in Kcet Rotational Motion.</w:t>
+        <w:t>Calculation of rotational inertia, radius of gyration k = √(I/M), and axes shift theorems.</w:t>
       </w:r>
     </w:p>
     <w:tbl>
@@ -391,7 +570,7 @@
                 <w:color w:val="2D3748"/>
                 <w:sz w:val="19"/>
               </w:rPr>
-              <w:t>Watch for algebraic and sign errors.</w:t>
+              <w:t>Perpendicular axis theorem I_z = I_x + I_y is strictly valid ONLY for 2D laminar (flat) objects lying in the xy-plane.</w:t>
             </w:r>
           </w:p>
         </w:tc>
@@ -432,7 +611,215 @@
                 <w:color w:val="2D3748"/>
                 <w:sz w:val="19"/>
               </w:rPr>
-              <w:t>Verify dimensions and boundary conditions.</w:t>
+              <w:t>Solid sphere I_(cm) = (2 / 5)MR^2; hollow spherical shell I_(cm) = (2 / 3)MR^2; circular disc I_(cm) = (1 / 2)MR^2.</w:t>
+            </w:r>
+          </w:p>
+        </w:tc>
+      </w:tr>
+    </w:tbl>
+    <w:p>
+      <w:pPr>
+        <w:spacing w:before="120" w:after="40"/>
+      </w:pPr>
+      <w:r>
+        <w:rPr>
+          <w:b/>
+          <w:color w:val="1A365D"/>
+          <w:sz w:val="19"/>
+        </w:rPr>
+        <w:t>Source PYQs testing this concept:</w:t>
+      </w:r>
+    </w:p>
+    <w:p>
+      <w:pPr>
+        <w:pStyle w:val="ListBullet"/>
+        <w:spacing w:after="40"/>
+      </w:pPr>
+      <w:r>
+        <w:rPr>
+          <w:b/>
+          <w:sz w:val="18"/>
+        </w:rPr>
+        <w:t xml:space="preserve">[2026 Shift] Q#1 (MCQ): </w:t>
+      </w:r>
+      <w:r>
+        <w:rPr>
+          <w:sz w:val="18"/>
+        </w:rPr>
+        <w:t xml:space="preserve">"If the earth were to suddenly contract to half of its present radius, what would be the duration of the day?..."  </w:t>
+      </w:r>
+      <w:r>
+        <w:rPr>
+          <w:b/>
+          <w:color w:val="2B6CB0"/>
+          <w:sz w:val="18"/>
+        </w:rPr>
+        <w:t>[Ans: N/A]</w:t>
+      </w:r>
+    </w:p>
+    <w:p>
+      <w:pPr>
+        <w:pStyle w:val="ListBullet"/>
+        <w:spacing w:after="40"/>
+      </w:pPr>
+      <w:r>
+        <w:rPr>
+          <w:b/>
+          <w:sz w:val="18"/>
+        </w:rPr>
+        <w:t xml:space="preserve">[2025 Shift] Q#3 (MCQ): </w:t>
+      </w:r>
+      <w:r>
+        <w:rPr>
+          <w:sz w:val="18"/>
+        </w:rPr>
+        <w:t xml:space="preserve">"Two fly wheels are connected by a non-slipping belt as shown in the figure. I_(1)=4kgm^2,r_(1)=20cm , I_(2)=20kgm^2 and r_(2)=30cm..."  </w:t>
+      </w:r>
+      <w:r>
+        <w:rPr>
+          <w:b/>
+          <w:color w:val="2B6CB0"/>
+          <w:sz w:val="18"/>
+        </w:rPr>
+        <w:t>[Ans: N/A]</w:t>
+      </w:r>
+    </w:p>
+    <w:p>
+      <w:pPr>
+        <w:pStyle w:val="ListBullet"/>
+        <w:spacing w:after="40"/>
+      </w:pPr>
+      <w:r>
+        <w:rPr>
+          <w:b/>
+          <w:sz w:val="18"/>
+        </w:rPr>
+        <w:t xml:space="preserve">[2024 Shift] Q#1 (MCQ): </w:t>
+      </w:r>
+      <w:r>
+        <w:rPr>
+          <w:sz w:val="18"/>
+        </w:rPr>
+        <w:t xml:space="preserve">"A body of mass 1 kg is suspended by a weightless string which passes over a frictionless pulley of mass 2 kg as shown in the figure. The mas..."  </w:t>
+      </w:r>
+      <w:r>
+        <w:rPr>
+          <w:b/>
+          <w:color w:val="2B6CB0"/>
+          <w:sz w:val="18"/>
+        </w:rPr>
+        <w:t>[Ans: N/A]</w:t>
+      </w:r>
+    </w:p>
+    <w:p>
+      <w:pPr>
+        <w:spacing w:after="120"/>
+      </w:pPr>
+    </w:p>
+    <w:p>
+      <w:pPr>
+        <w:pStyle w:val="Heading2"/>
+      </w:pPr>
+      <w:r>
+        <w:rPr>
+          <w:color w:val="2B6CB0"/>
+          <w:sz w:val="24"/>
+        </w:rPr>
+        <w:t>3.2 Torque, Angular Momentum &amp; Pure Rolling (Moderate Yield — 5 PYQs)</w:t>
+      </w:r>
+    </w:p>
+    <w:p>
+      <w:r>
+        <w:rPr>
+          <w:b/>
+          <w:sz w:val="20"/>
+        </w:rPr>
+        <w:t xml:space="preserve">Core Principle: </w:t>
+      </w:r>
+      <w:r>
+        <w:rPr>
+          <w:sz w:val="20"/>
+        </w:rPr>
+        <w:t>Rotational analogue of Newton's second law, conservation of angular momentum, and rolling down an incline.</w:t>
+      </w:r>
+    </w:p>
+    <w:tbl>
+      <w:tblPr>
+        <w:tblW w:type="auto" w:w="0"/>
+        <w:jc w:val="center"/>
+        <w:tblLook w:firstColumn="1" w:firstRow="1" w:lastColumn="0" w:lastRow="0" w:noHBand="0" w:noVBand="1" w:val="04A0"/>
+      </w:tblPr>
+      <w:tblGrid>
+        <w:gridCol w:w="10080"/>
+      </w:tblGrid>
+      <w:tr>
+        <w:tc>
+          <w:tcPr>
+            <w:tcW w:type="dxa" w:w="10080"/>
+            <w:shd w:fill="FFF5F5"/>
+            <w:tcMar>
+              <w:top w:w="100" w:type="dxa"/>
+              <w:bottom w:w="100" w:type="dxa"/>
+              <w:left w:w="150" w:type="dxa"/>
+              <w:right w:w="150" w:type="dxa"/>
+            </w:tcMar>
+          </w:tcPr>
+          <w:p>
+            <w:r>
+              <w:rPr>
+                <w:b/>
+                <w:color w:val="C53030"/>
+                <w:sz w:val="19"/>
+              </w:rPr>
+              <w:t xml:space="preserve">⚠️ Common Trap / JEE Pitfall: </w:t>
+            </w:r>
+            <w:r>
+              <w:rPr>
+                <w:color w:val="2D3748"/>
+                <w:sz w:val="19"/>
+              </w:rPr>
+              <w:t>On an incline, the body with the smallest k^2/R^2 reaches the bottom first (Solid Sphere &gt; Solid Cylinder &gt; Hollow Sphere &gt; Ring).</w:t>
+            </w:r>
+          </w:p>
+        </w:tc>
+      </w:tr>
+    </w:tbl>
+    <w:tbl>
+      <w:tblPr>
+        <w:tblW w:type="auto" w:w="0"/>
+        <w:jc w:val="center"/>
+        <w:tblLook w:firstColumn="1" w:firstRow="1" w:lastColumn="0" w:lastRow="0" w:noHBand="0" w:noVBand="1" w:val="04A0"/>
+      </w:tblPr>
+      <w:tblGrid>
+        <w:gridCol w:w="10080"/>
+      </w:tblGrid>
+      <w:tr>
+        <w:tc>
+          <w:tcPr>
+            <w:tcW w:type="dxa" w:w="10080"/>
+            <w:shd w:fill="F0FFF4"/>
+            <w:tcMar>
+              <w:top w:w="100" w:type="dxa"/>
+              <w:bottom w:w="100" w:type="dxa"/>
+              <w:left w:w="150" w:type="dxa"/>
+              <w:right w:w="150" w:type="dxa"/>
+            </w:tcMar>
+          </w:tcPr>
+          <w:p>
+            <w:r>
+              <w:rPr>
+                <w:b/>
+                <w:color w:val="276749"/>
+                <w:sz w:val="19"/>
+              </w:rPr>
+              <w:t xml:space="preserve">💡 Speed Hack / Trick: </w:t>
+            </w:r>
+            <w:r>
+              <w:rPr>
+                <w:color w:val="2D3748"/>
+                <w:sz w:val="19"/>
+              </w:rPr>
+              <w:t>In pure rolling on a flat surface, the instantaneous axis of rotation passes through the contact point (v_(contact) = 0).</w:t>
             </w:r>
           </w:p>
         </w:tc>
@@ -660,6 +1047,127 @@
               <w:t>Solution Analysis:</w:t>
               <w:br/>
               <w:t>When the earth contracts suddenly, no external torque is acting on it. So its angular momentum remains conserved. Angular momentum is L=Iω For a spherical body, I∝R^2 If the radius becomes half, R^'=(R / 2) So the new moment of inertia becomes I^'=I((1 / 2))^2=(I / 4) Using conservation of angular momentum, Iω=I^'ω^' Iω=(I / 4)ω^' ω^'=4ω So the earth will rotate 4 times faster. Time period is inversely proportional to angular velocity, so T^'=(T / 4) Present duration of a day is T=24h Hence, T^'=(24 / 4)=6h So the duration of the day would be 6h Correct option: Option A.</w:t>
+            </w:r>
+          </w:p>
+        </w:tc>
+      </w:tr>
+    </w:tbl>
+    <w:p>
+      <w:pPr>
+        <w:spacing w:after="120"/>
+      </w:pPr>
+    </w:p>
+    <w:p>
+      <w:pPr>
+        <w:spacing w:before="160" w:after="40"/>
+      </w:pPr>
+      <w:r>
+        <w:rPr>
+          <w:b/>
+          <w:color w:val="1A365D"/>
+          <w:sz w:val="22"/>
+        </w:rPr>
+        <w:t>Benchmark Problem 2: KCET 2026 (Q#2)</w:t>
+      </w:r>
+    </w:p>
+    <w:p>
+      <w:pPr>
+        <w:spacing w:after="80"/>
+      </w:pPr>
+      <w:r>
+        <w:rPr>
+          <w:sz w:val="20"/>
+        </w:rPr>
+        <w:t>The angular momentum of a moving body remains constant, if</w:t>
+      </w:r>
+    </w:p>
+    <w:p>
+      <w:pPr>
+        <w:pStyle w:val="ListBullet"/>
+        <w:spacing w:after="20"/>
+      </w:pPr>
+      <w:r>
+        <w:rPr>
+          <w:sz w:val="19"/>
+        </w:rPr>
+        <w:t>(A) net external force is applied</w:t>
+      </w:r>
+    </w:p>
+    <w:p>
+      <w:pPr>
+        <w:pStyle w:val="ListBullet"/>
+        <w:spacing w:after="20"/>
+      </w:pPr>
+      <w:r>
+        <w:rPr>
+          <w:sz w:val="19"/>
+        </w:rPr>
+        <w:t>(B) net pressure is applied</w:t>
+      </w:r>
+    </w:p>
+    <w:p>
+      <w:pPr>
+        <w:pStyle w:val="ListBullet"/>
+        <w:spacing w:after="20"/>
+      </w:pPr>
+      <w:r>
+        <w:rPr>
+          <w:sz w:val="19"/>
+        </w:rPr>
+        <w:t>(C) net external torque is applied</w:t>
+      </w:r>
+    </w:p>
+    <w:p>
+      <w:pPr>
+        <w:pStyle w:val="ListBullet"/>
+        <w:spacing w:after="20"/>
+      </w:pPr>
+      <w:r>
+        <w:rPr>
+          <w:sz w:val="19"/>
+        </w:rPr>
+        <w:t>(D) net external torque is not applied</w:t>
+      </w:r>
+    </w:p>
+    <w:tbl>
+      <w:tblPr>
+        <w:tblW w:type="auto" w:w="0"/>
+        <w:jc w:val="center"/>
+        <w:tblLook w:firstColumn="1" w:firstRow="1" w:lastColumn="0" w:lastRow="0" w:noHBand="0" w:noVBand="1" w:val="04A0"/>
+      </w:tblPr>
+      <w:tblGrid>
+        <w:gridCol w:w="10080"/>
+      </w:tblGrid>
+      <w:tr>
+        <w:tc>
+          <w:tcPr>
+            <w:tcW w:type="dxa" w:w="10080"/>
+            <w:shd w:fill="F7FAFC"/>
+            <w:tcMar>
+              <w:top w:w="100" w:type="dxa"/>
+              <w:bottom w:w="100" w:type="dxa"/>
+              <w:left w:w="150" w:type="dxa"/>
+              <w:right w:w="150" w:type="dxa"/>
+            </w:tcMar>
+          </w:tcPr>
+          <w:p>
+            <w:r>
+              <w:rPr>
+                <w:b/>
+                <w:color w:val="1A365D"/>
+                <w:sz w:val="19"/>
+              </w:rPr>
+              <w:t>Correct Answer: None</w:t>
+              <w:br/>
+            </w:r>
+            <w:r>
+              <w:rPr>
+                <w:color w:val="2D3748"/>
+                <w:sz w:val="18"/>
+              </w:rPr>
+              <w:t>Solution Analysis:</w:t>
+              <w:br/>
+              <w:t>The angular momentum of a moving body remains constant if net external torque is not applied . So the correct option is: Option D: net external torque is not applied According to the principle of conservation of angular momentum, if the net external torque acting on a body or system is zero, then its angular momentum remains constant. Mathematically, τ_(ext)=(dL / dt) If no net external torque acts, τ_(ext)=0 So, (dL / dt)=0 This means angular momentum L does not change with time. Hence, the angular momentum remains constant when net external torque is not applied .</w:t>
             </w:r>
           </w:p>
         </w:tc>

--- a/data/exports/kcet-rotational-motion_revision_notes.docx
+++ b/data/exports/kcet-rotational-motion_revision_notes.docx
@@ -13,7 +13,7 @@
           <w:color w:val="1A365D"/>
           <w:sz w:val="44"/>
         </w:rPr>
-        <w:t>JEE MAIN REVISION MASTER: ROTATIONAL MOTION 2026 2 QUESTIONS 3.33% WEIGHTAGE ↑99.4%</w:t>
+        <w:t>JEE MAIN REVISION MASTER: ROTATIONAL MOTION</w:t>
       </w:r>
     </w:p>
     <w:p>
@@ -189,7 +189,7 @@
                 <w:color w:val="2D3748"/>
                 <w:sz w:val="19"/>
               </w:rPr>
-              <w:t>Moment of Inertia &amp; Parallel/Perpendicular Axes Theorems</w:t>
+              <w:t>Torque, Angular Momentum &amp; Pure Rolling</w:t>
             </w:r>
           </w:p>
         </w:tc>
@@ -209,7 +209,7 @@
               <w:rPr>
                 <w:sz w:val="19"/>
               </w:rPr>
-              <w:t>12 PYQs</w:t>
+              <w:t>8 PYQs</w:t>
             </w:r>
           </w:p>
         </w:tc>
@@ -230,7 +230,7 @@
                 <w:color w:val="718096"/>
                 <w:sz w:val="19"/>
               </w:rPr>
-              <w:t>Inertia</w:t>
+              <w:t>Dynamics &amp; Rolling</w:t>
             </w:r>
           </w:p>
         </w:tc>
@@ -276,7 +276,7 @@
                 <w:color w:val="2D3748"/>
                 <w:sz w:val="19"/>
               </w:rPr>
-              <w:t>Torque, Angular Momentum &amp; Pure Rolling</w:t>
+              <w:t>Moment of Inertia &amp; Parallel/Perpendicular Axes Theorems</w:t>
             </w:r>
           </w:p>
         </w:tc>
@@ -296,7 +296,7 @@
               <w:rPr>
                 <w:sz w:val="19"/>
               </w:rPr>
-              <w:t>5 PYQs</w:t>
+              <w:t>6 PYQs</w:t>
             </w:r>
           </w:p>
         </w:tc>
@@ -317,7 +317,7 @@
                 <w:color w:val="718096"/>
                 <w:sz w:val="19"/>
               </w:rPr>
-              <w:t>Dynamics &amp; Rolling</w:t>
+              <w:t>Inertia</w:t>
             </w:r>
           </w:p>
         </w:tc>
@@ -417,7 +417,7 @@
                 <w:color w:val="1A365D"/>
                 <w:sz w:val="19"/>
               </w:rPr>
-              <w:t>Moment of Inertia &amp; Parallel/Perpendicular Axes Theorems</w:t>
+              <w:t>Torque, Angular Momentum &amp; Pure Rolling</w:t>
             </w:r>
           </w:p>
         </w:tc>
@@ -439,7 +439,7 @@
                 <w:color w:val="2D3748"/>
                 <w:sz w:val="19"/>
               </w:rPr>
-              <w:t>I = \int r^2 dm, \quad I = I_{\text{cm}} + Md^2, \quad I_z = I_x + I_y \quad (\text{laminar planar bodies})</w:t>
+              <w:t>\vec{\tau} = I\vec{\alpha} = \frac{d\vec{L}}{dt}, \quad K_{\text{roll}} = \frac{1}{2}Mv_{\text{cm}}^2\left(1 + \frac{k^2}{R^2}\right), \quad a = \frac{g\sin\theta}{1 + k^2/R^2}</w:t>
             </w:r>
           </w:p>
         </w:tc>
@@ -463,7 +463,7 @@
                 <w:color w:val="1A365D"/>
                 <w:sz w:val="19"/>
               </w:rPr>
-              <w:t>Torque, Angular Momentum &amp; Pure Rolling</w:t>
+              <w:t>Moment of Inertia &amp; Parallel/Perpendicular Axes Theorems</w:t>
             </w:r>
           </w:p>
         </w:tc>
@@ -485,7 +485,7 @@
                 <w:color w:val="2D3748"/>
                 <w:sz w:val="19"/>
               </w:rPr>
-              <w:t>\vec{\tau} = I\vec{\alpha} = \frac{d\vec{L}}{dt}, \quad K_{\text{roll}} = \frac{1}{2}Mv_{\text{cm}}^2\left(1 + \frac{k^2}{R^2}\right), \quad a = \frac{g\sin\theta}{1 + k^2/R^2}</w:t>
+              <w:t>I = \int r^2 dm, \quad I = I_{\text{cm}} + Md^2, \quad I_z = I_x + I_y \quad (\text{laminar planar bodies})</w:t>
             </w:r>
           </w:p>
         </w:tc>
@@ -517,215 +517,7 @@
           <w:color w:val="2B6CB0"/>
           <w:sz w:val="24"/>
         </w:rPr>
-        <w:t>3.1 Moment of Inertia &amp; Parallel/Perpendicular Axes Theorems (High Yield — 12 PYQs)</w:t>
-      </w:r>
-    </w:p>
-    <w:p>
-      <w:r>
-        <w:rPr>
-          <w:b/>
-          <w:sz w:val="20"/>
-        </w:rPr>
-        <w:t xml:space="preserve">Core Principle: </w:t>
-      </w:r>
-      <w:r>
-        <w:rPr>
-          <w:sz w:val="20"/>
-        </w:rPr>
-        <w:t>Calculation of rotational inertia, radius of gyration k = √(I/M), and axes shift theorems.</w:t>
-      </w:r>
-    </w:p>
-    <w:tbl>
-      <w:tblPr>
-        <w:tblW w:type="auto" w:w="0"/>
-        <w:jc w:val="center"/>
-        <w:tblLook w:firstColumn="1" w:firstRow="1" w:lastColumn="0" w:lastRow="0" w:noHBand="0" w:noVBand="1" w:val="04A0"/>
-      </w:tblPr>
-      <w:tblGrid>
-        <w:gridCol w:w="10080"/>
-      </w:tblGrid>
-      <w:tr>
-        <w:tc>
-          <w:tcPr>
-            <w:tcW w:type="dxa" w:w="10080"/>
-            <w:shd w:fill="FFF5F5"/>
-            <w:tcMar>
-              <w:top w:w="100" w:type="dxa"/>
-              <w:bottom w:w="100" w:type="dxa"/>
-              <w:left w:w="150" w:type="dxa"/>
-              <w:right w:w="150" w:type="dxa"/>
-            </w:tcMar>
-          </w:tcPr>
-          <w:p>
-            <w:r>
-              <w:rPr>
-                <w:b/>
-                <w:color w:val="C53030"/>
-                <w:sz w:val="19"/>
-              </w:rPr>
-              <w:t xml:space="preserve">⚠️ Common Trap / JEE Pitfall: </w:t>
-            </w:r>
-            <w:r>
-              <w:rPr>
-                <w:color w:val="2D3748"/>
-                <w:sz w:val="19"/>
-              </w:rPr>
-              <w:t>Perpendicular axis theorem I_z = I_x + I_y is strictly valid ONLY for 2D laminar (flat) objects lying in the xy-plane.</w:t>
-            </w:r>
-          </w:p>
-        </w:tc>
-      </w:tr>
-    </w:tbl>
-    <w:tbl>
-      <w:tblPr>
-        <w:tblW w:type="auto" w:w="0"/>
-        <w:jc w:val="center"/>
-        <w:tblLook w:firstColumn="1" w:firstRow="1" w:lastColumn="0" w:lastRow="0" w:noHBand="0" w:noVBand="1" w:val="04A0"/>
-      </w:tblPr>
-      <w:tblGrid>
-        <w:gridCol w:w="10080"/>
-      </w:tblGrid>
-      <w:tr>
-        <w:tc>
-          <w:tcPr>
-            <w:tcW w:type="dxa" w:w="10080"/>
-            <w:shd w:fill="F0FFF4"/>
-            <w:tcMar>
-              <w:top w:w="100" w:type="dxa"/>
-              <w:bottom w:w="100" w:type="dxa"/>
-              <w:left w:w="150" w:type="dxa"/>
-              <w:right w:w="150" w:type="dxa"/>
-            </w:tcMar>
-          </w:tcPr>
-          <w:p>
-            <w:r>
-              <w:rPr>
-                <w:b/>
-                <w:color w:val="276749"/>
-                <w:sz w:val="19"/>
-              </w:rPr>
-              <w:t xml:space="preserve">💡 Speed Hack / Trick: </w:t>
-            </w:r>
-            <w:r>
-              <w:rPr>
-                <w:color w:val="2D3748"/>
-                <w:sz w:val="19"/>
-              </w:rPr>
-              <w:t>Solid sphere I_(cm) = (2 / 5)MR^2; hollow spherical shell I_(cm) = (2 / 3)MR^2; circular disc I_(cm) = (1 / 2)MR^2.</w:t>
-            </w:r>
-          </w:p>
-        </w:tc>
-      </w:tr>
-    </w:tbl>
-    <w:p>
-      <w:pPr>
-        <w:spacing w:before="120" w:after="40"/>
-      </w:pPr>
-      <w:r>
-        <w:rPr>
-          <w:b/>
-          <w:color w:val="1A365D"/>
-          <w:sz w:val="19"/>
-        </w:rPr>
-        <w:t>Source PYQs testing this concept:</w:t>
-      </w:r>
-    </w:p>
-    <w:p>
-      <w:pPr>
-        <w:pStyle w:val="ListBullet"/>
-        <w:spacing w:after="40"/>
-      </w:pPr>
-      <w:r>
-        <w:rPr>
-          <w:b/>
-          <w:sz w:val="18"/>
-        </w:rPr>
-        <w:t xml:space="preserve">[2026 Shift] Q#1 (MCQ): </w:t>
-      </w:r>
-      <w:r>
-        <w:rPr>
-          <w:sz w:val="18"/>
-        </w:rPr>
-        <w:t xml:space="preserve">"If the earth were to suddenly contract to half of its present radius, what would be the duration of the day?..."  </w:t>
-      </w:r>
-      <w:r>
-        <w:rPr>
-          <w:b/>
-          <w:color w:val="2B6CB0"/>
-          <w:sz w:val="18"/>
-        </w:rPr>
-        <w:t>[Ans: N/A]</w:t>
-      </w:r>
-    </w:p>
-    <w:p>
-      <w:pPr>
-        <w:pStyle w:val="ListBullet"/>
-        <w:spacing w:after="40"/>
-      </w:pPr>
-      <w:r>
-        <w:rPr>
-          <w:b/>
-          <w:sz w:val="18"/>
-        </w:rPr>
-        <w:t xml:space="preserve">[2025 Shift] Q#3 (MCQ): </w:t>
-      </w:r>
-      <w:r>
-        <w:rPr>
-          <w:sz w:val="18"/>
-        </w:rPr>
-        <w:t xml:space="preserve">"Two fly wheels are connected by a non-slipping belt as shown in the figure. I_(1)=4kgm^2,r_(1)=20cm , I_(2)=20kgm^2 and r_(2)=30cm..."  </w:t>
-      </w:r>
-      <w:r>
-        <w:rPr>
-          <w:b/>
-          <w:color w:val="2B6CB0"/>
-          <w:sz w:val="18"/>
-        </w:rPr>
-        <w:t>[Ans: N/A]</w:t>
-      </w:r>
-    </w:p>
-    <w:p>
-      <w:pPr>
-        <w:pStyle w:val="ListBullet"/>
-        <w:spacing w:after="40"/>
-      </w:pPr>
-      <w:r>
-        <w:rPr>
-          <w:b/>
-          <w:sz w:val="18"/>
-        </w:rPr>
-        <w:t xml:space="preserve">[2024 Shift] Q#1 (MCQ): </w:t>
-      </w:r>
-      <w:r>
-        <w:rPr>
-          <w:sz w:val="18"/>
-        </w:rPr>
-        <w:t xml:space="preserve">"A body of mass 1 kg is suspended by a weightless string which passes over a frictionless pulley of mass 2 kg as shown in the figure. The mas..."  </w:t>
-      </w:r>
-      <w:r>
-        <w:rPr>
-          <w:b/>
-          <w:color w:val="2B6CB0"/>
-          <w:sz w:val="18"/>
-        </w:rPr>
-        <w:t>[Ans: N/A]</w:t>
-      </w:r>
-    </w:p>
-    <w:p>
-      <w:pPr>
-        <w:spacing w:after="120"/>
-      </w:pPr>
-    </w:p>
-    <w:p>
-      <w:pPr>
-        <w:pStyle w:val="Heading2"/>
-      </w:pPr>
-      <w:r>
-        <w:rPr>
-          <w:color w:val="2B6CB0"/>
-          <w:sz w:val="24"/>
-        </w:rPr>
-        <w:t>3.2 Torque, Angular Momentum &amp; Pure Rolling (Moderate Yield — 5 PYQs)</w:t>
+        <w:t>3.1 Torque, Angular Momentum &amp; Pure Rolling (High Yield — 8 PYQs)</w:t>
       </w:r>
     </w:p>
     <w:p>
@@ -926,6 +718,214 @@
     </w:p>
     <w:p>
       <w:pPr>
+        <w:pStyle w:val="Heading2"/>
+      </w:pPr>
+      <w:r>
+        <w:rPr>
+          <w:color w:val="2B6CB0"/>
+          <w:sz w:val="24"/>
+        </w:rPr>
+        <w:t>3.2 Moment of Inertia &amp; Parallel/Perpendicular Axes Theorems (Moderate Yield — 6 PYQs)</w:t>
+      </w:r>
+    </w:p>
+    <w:p>
+      <w:r>
+        <w:rPr>
+          <w:b/>
+          <w:sz w:val="20"/>
+        </w:rPr>
+        <w:t xml:space="preserve">Core Principle: </w:t>
+      </w:r>
+      <w:r>
+        <w:rPr>
+          <w:sz w:val="20"/>
+        </w:rPr>
+        <w:t>Calculation of rotational inertia, radius of gyration k = √(I/M), and axes shift theorems.</w:t>
+      </w:r>
+    </w:p>
+    <w:tbl>
+      <w:tblPr>
+        <w:tblW w:type="auto" w:w="0"/>
+        <w:jc w:val="center"/>
+        <w:tblLook w:firstColumn="1" w:firstRow="1" w:lastColumn="0" w:lastRow="0" w:noHBand="0" w:noVBand="1" w:val="04A0"/>
+      </w:tblPr>
+      <w:tblGrid>
+        <w:gridCol w:w="10080"/>
+      </w:tblGrid>
+      <w:tr>
+        <w:tc>
+          <w:tcPr>
+            <w:tcW w:type="dxa" w:w="10080"/>
+            <w:shd w:fill="FFF5F5"/>
+            <w:tcMar>
+              <w:top w:w="100" w:type="dxa"/>
+              <w:bottom w:w="100" w:type="dxa"/>
+              <w:left w:w="150" w:type="dxa"/>
+              <w:right w:w="150" w:type="dxa"/>
+            </w:tcMar>
+          </w:tcPr>
+          <w:p>
+            <w:r>
+              <w:rPr>
+                <w:b/>
+                <w:color w:val="C53030"/>
+                <w:sz w:val="19"/>
+              </w:rPr>
+              <w:t xml:space="preserve">⚠️ Common Trap / JEE Pitfall: </w:t>
+            </w:r>
+            <w:r>
+              <w:rPr>
+                <w:color w:val="2D3748"/>
+                <w:sz w:val="19"/>
+              </w:rPr>
+              <w:t>Perpendicular axis theorem I_z = I_x + I_y is strictly valid ONLY for 2D laminar (flat) objects lying in the xy-plane.</w:t>
+            </w:r>
+          </w:p>
+        </w:tc>
+      </w:tr>
+    </w:tbl>
+    <w:tbl>
+      <w:tblPr>
+        <w:tblW w:type="auto" w:w="0"/>
+        <w:jc w:val="center"/>
+        <w:tblLook w:firstColumn="1" w:firstRow="1" w:lastColumn="0" w:lastRow="0" w:noHBand="0" w:noVBand="1" w:val="04A0"/>
+      </w:tblPr>
+      <w:tblGrid>
+        <w:gridCol w:w="10080"/>
+      </w:tblGrid>
+      <w:tr>
+        <w:tc>
+          <w:tcPr>
+            <w:tcW w:type="dxa" w:w="10080"/>
+            <w:shd w:fill="F0FFF4"/>
+            <w:tcMar>
+              <w:top w:w="100" w:type="dxa"/>
+              <w:bottom w:w="100" w:type="dxa"/>
+              <w:left w:w="150" w:type="dxa"/>
+              <w:right w:w="150" w:type="dxa"/>
+            </w:tcMar>
+          </w:tcPr>
+          <w:p>
+            <w:r>
+              <w:rPr>
+                <w:b/>
+                <w:color w:val="276749"/>
+                <w:sz w:val="19"/>
+              </w:rPr>
+              <w:t xml:space="preserve">💡 Speed Hack / Trick: </w:t>
+            </w:r>
+            <w:r>
+              <w:rPr>
+                <w:color w:val="2D3748"/>
+                <w:sz w:val="19"/>
+              </w:rPr>
+              <w:t>Solid sphere I_(cm) = (2 / 5)MR^2; hollow spherical shell I_(cm) = (2 / 3)MR^2; circular disc I_(cm) = (1 / 2)MR^2.</w:t>
+            </w:r>
+          </w:p>
+        </w:tc>
+      </w:tr>
+    </w:tbl>
+    <w:p>
+      <w:pPr>
+        <w:spacing w:before="120" w:after="40"/>
+      </w:pPr>
+      <w:r>
+        <w:rPr>
+          <w:b/>
+          <w:color w:val="1A365D"/>
+          <w:sz w:val="19"/>
+        </w:rPr>
+        <w:t>Source PYQs testing this concept:</w:t>
+      </w:r>
+    </w:p>
+    <w:p>
+      <w:pPr>
+        <w:pStyle w:val="ListBullet"/>
+        <w:spacing w:after="40"/>
+      </w:pPr>
+      <w:r>
+        <w:rPr>
+          <w:b/>
+          <w:sz w:val="18"/>
+        </w:rPr>
+        <w:t xml:space="preserve">[2025 Shift] Q#3 (MCQ): </w:t>
+      </w:r>
+      <w:r>
+        <w:rPr>
+          <w:sz w:val="18"/>
+        </w:rPr>
+        <w:t xml:space="preserve">"Two fly wheels are connected by a non-slipping belt as shown in the figure. I_(1)=4kgm^2,r_(1)=20cm , I_(2)=20kgm^2 and r_(2)=30cm..."  </w:t>
+      </w:r>
+      <w:r>
+        <w:rPr>
+          <w:b/>
+          <w:color w:val="2B6CB0"/>
+          <w:sz w:val="18"/>
+        </w:rPr>
+        <w:t>[Ans: N/A]</w:t>
+      </w:r>
+    </w:p>
+    <w:p>
+      <w:pPr>
+        <w:pStyle w:val="ListBullet"/>
+        <w:spacing w:after="40"/>
+      </w:pPr>
+      <w:r>
+        <w:rPr>
+          <w:b/>
+          <w:sz w:val="18"/>
+        </w:rPr>
+        <w:t xml:space="preserve">[2023 Shift] Q#2 (MCQ): </w:t>
+      </w:r>
+      <w:r>
+        <w:rPr>
+          <w:sz w:val="18"/>
+        </w:rPr>
+        <w:t xml:space="preserve">"The moment of inertia of a rigid body about an axis..."  </w:t>
+      </w:r>
+      <w:r>
+        <w:rPr>
+          <w:b/>
+          <w:color w:val="2B6CB0"/>
+          <w:sz w:val="18"/>
+        </w:rPr>
+        <w:t>[Ans: N/A]</w:t>
+      </w:r>
+    </w:p>
+    <w:p>
+      <w:pPr>
+        <w:pStyle w:val="ListBullet"/>
+        <w:spacing w:after="40"/>
+      </w:pPr>
+      <w:r>
+        <w:rPr>
+          <w:b/>
+          <w:sz w:val="18"/>
+        </w:rPr>
+        <w:t xml:space="preserve">[2023 Shift] Q#3 (MCQ): </w:t>
+      </w:r>
+      <w:r>
+        <w:rPr>
+          <w:sz w:val="18"/>
+        </w:rPr>
+        <w:t xml:space="preserve">"Seven identical discs are arranged in a planar pattern, so as to touch each other as shown in the figure. Each disc has mass m radius R ..."  </w:t>
+      </w:r>
+      <w:r>
+        <w:rPr>
+          <w:b/>
+          <w:color w:val="2B6CB0"/>
+          <w:sz w:val="18"/>
+        </w:rPr>
+        <w:t>[Ans: N/A]</w:t>
+      </w:r>
+    </w:p>
+    <w:p>
+      <w:pPr>
+        <w:spacing w:after="120"/>
+      </w:pPr>
+    </w:p>
+    <w:p>
+      <w:pPr>
         <w:pStyle w:val="Heading1"/>
       </w:pPr>
       <w:r>
@@ -1067,7 +1067,7 @@
           <w:color w:val="1A365D"/>
           <w:sz w:val="22"/>
         </w:rPr>
-        <w:t>Benchmark Problem 2: KCET 2026 (Q#2)</w:t>
+        <w:t>Benchmark Problem 2: KCET 2025 (Q#3)</w:t>
       </w:r>
     </w:p>
     <w:p>
@@ -1078,7 +1078,7 @@
         <w:rPr>
           <w:sz w:val="20"/>
         </w:rPr>
-        <w:t>The angular momentum of a moving body remains constant, if</w:t>
+        <w:t>Two fly wheels are connected by a non-slipping belt as shown in the figure. I_(1)=4kgm^2,r_(1)=20cm , I_(2)=20kgm^2 and r_(2)=30cm . A torque of 10 Nm is applied on the smaller wheel. Then match the entries of column I with appropriate entries of column II. I Quantities II Their numerical Values (in SI units) (a) Angular acceleration of smaller wheel (i) (5 / 3) (b) Torque on the larger wheel (ii) (100 / 3) (c) Angular acceleration of larger wheel (iii) (5 / 2)</w:t>
       </w:r>
     </w:p>
     <w:p>
@@ -1090,7 +1090,7 @@
         <w:rPr>
           <w:sz w:val="19"/>
         </w:rPr>
-        <w:t>(A) net external force is applied</w:t>
+        <w:t>(A) a-ii,b-iii,c-i</w:t>
       </w:r>
     </w:p>
     <w:p>
@@ -1102,7 +1102,7 @@
         <w:rPr>
           <w:sz w:val="19"/>
         </w:rPr>
-        <w:t>(B) net pressure is applied</w:t>
+        <w:t>(B) a-iii,b-i,c-ii</w:t>
       </w:r>
     </w:p>
     <w:p>
@@ -1114,7 +1114,7 @@
         <w:rPr>
           <w:sz w:val="19"/>
         </w:rPr>
-        <w:t>(C) net external torque is applied</w:t>
+        <w:t>(C) a-ii,b-i,c-iii</w:t>
       </w:r>
     </w:p>
     <w:p>
@@ -1126,7 +1126,7 @@
         <w:rPr>
           <w:sz w:val="19"/>
         </w:rPr>
-        <w:t>(D) net external torque is not applied</w:t>
+        <w:t>(D) a-iii,b-ii,c-i</w:t>
       </w:r>
     </w:p>
     <w:tbl>
@@ -1167,7 +1167,7 @@
               </w:rPr>
               <w:t>Solution Analysis:</w:t>
               <w:br/>
-              <w:t>The angular momentum of a moving body remains constant if net external torque is not applied . So the correct option is: Option D: net external torque is not applied According to the principle of conservation of angular momentum, if the net external torque acting on a body or system is zero, then its angular momentum remains constant. Mathematically, τ_(ext)=(dL / dt) If no net external torque acts, τ_(ext)=0 So, (dL / dt)=0 This means angular momentum L does not change with time. Hence, the angular momentum remains constant when net external torque is not applied .</w:t>
+              <w:t>Explanation The relationship between the torque, moment of inertia, and angular acceleration for each wheel can be established with the following equations: For the smaller wheel: T_(1)=I_(1)α_(1) where T_(1) is the torque applied to the smaller wheel, I_(1)=4kg · m^2 is its moment of inertia, and α_(1) is the angular acceleration. The angular acceleration ratio between the two wheels is given by: α_(2)r_(2)=α_(1)r_(1) where α_(2) is the angular acceleration of the larger wheel, r_(1)=0.2m , and r_(2)=0.3m . Given that a torque of 10 Nm is applied to the smaller wheel: 10=α_(1) × 4 Solving for α_(1) : α_(1)=(10 / 4)=(5 / 2)rad/s^2 Using the relation for the angular accelerations: α_(2) × 0.3=((5 / 2)) × 0.2 α_(2)=(5 / 3)rad/s^2 Finally, for the larger wheel, the torque T_(2) is given by: T_(2)=I_(2)α_(2) where I_(2)=20kg · m^2 . Plugging in the values: T_(2)=20 × (5 / 3)=(100 / 3)Nm Thus, the angular accelerations and the torque can be summarized as follows: Angular acceleration of the smaller wheel α_(1)=(5 / 2)rad/s^2 Angular acceleration of the larger wheel α_(2)=(5 / 3)rad/s^2 Torque on the larger wheel T_(2)=(100 / 3)Nm</w:t>
             </w:r>
           </w:p>
         </w:tc>

--- a/data/exports/kcet-rotational-motion_revision_notes.docx
+++ b/data/exports/kcet-rotational-motion_revision_notes.docx
@@ -164,10 +164,10 @@
             <w:r>
               <w:rPr>
                 <w:b/>
-                <w:color w:val="2B6CB0"/>
+                <w:color w:val="718096"/>
                 <w:sz w:val="19"/>
               </w:rPr>
-              <w:t>High</w:t>
+              <w:t>Moderate</w:t>
             </w:r>
           </w:p>
         </w:tc>
@@ -189,7 +189,7 @@
                 <w:color w:val="2D3748"/>
                 <w:sz w:val="19"/>
               </w:rPr>
-              <w:t>Torque, Angular Momentum &amp; Pure Rolling</w:t>
+              <w:t>Torque, Angular Momentum &amp; Rotational Kinetic Energy</w:t>
             </w:r>
           </w:p>
         </w:tc>
@@ -209,7 +209,7 @@
               <w:rPr>
                 <w:sz w:val="19"/>
               </w:rPr>
-              <w:t>8 PYQs</w:t>
+              <w:t>7 PYQs</w:t>
             </w:r>
           </w:p>
         </w:tc>
@@ -230,7 +230,7 @@
                 <w:color w:val="718096"/>
                 <w:sz w:val="19"/>
               </w:rPr>
-              <w:t>Dynamics &amp; Rolling</w:t>
+              <w:t>Rotational Dynamics</w:t>
             </w:r>
           </w:p>
         </w:tc>
@@ -276,7 +276,7 @@
                 <w:color w:val="2D3748"/>
                 <w:sz w:val="19"/>
               </w:rPr>
-              <w:t>Moment of Inertia &amp; Parallel/Perpendicular Axes Theorems</w:t>
+              <w:t>Moment of Inertia &amp; Theorems of Parallel / Perpendicular Axes</w:t>
             </w:r>
           </w:p>
         </w:tc>
@@ -317,7 +317,7 @@
                 <w:color w:val="718096"/>
                 <w:sz w:val="19"/>
               </w:rPr>
-              <w:t>Inertia</w:t>
+              <w:t>Rotational Inertia</w:t>
             </w:r>
           </w:p>
         </w:tc>
@@ -417,7 +417,7 @@
                 <w:color w:val="1A365D"/>
                 <w:sz w:val="19"/>
               </w:rPr>
-              <w:t>Torque, Angular Momentum &amp; Pure Rolling</w:t>
+              <w:t>Torque, Angular Momentum &amp; Rotational Kinetic Energy</w:t>
             </w:r>
           </w:p>
         </w:tc>
@@ -439,7 +439,7 @@
                 <w:color w:val="2D3748"/>
                 <w:sz w:val="19"/>
               </w:rPr>
-              <w:t>\vec{\tau} = I\vec{\alpha} = \frac{d\vec{L}}{dt}, \quad K_{\text{roll}} = \frac{1}{2}Mv_{\text{cm}}^2\left(1 + \frac{k^2}{R^2}\right), \quad a = \frac{g\sin\theta}{1 + k^2/R^2}</w:t>
+              <w:t>\tau = I\alpha, \quad L = I\omega, \quad K_{\text{rot}} = \frac{1}{2}I\omega^2, \quad I_1\omega_1 = I_2\omega_2</w:t>
             </w:r>
           </w:p>
         </w:tc>
@@ -463,7 +463,7 @@
                 <w:color w:val="1A365D"/>
                 <w:sz w:val="19"/>
               </w:rPr>
-              <w:t>Moment of Inertia &amp; Parallel/Perpendicular Axes Theorems</w:t>
+              <w:t>Moment of Inertia &amp; Theorems of Parallel / Perpendicular Axes</w:t>
             </w:r>
           </w:p>
         </w:tc>
@@ -485,7 +485,7 @@
                 <w:color w:val="2D3748"/>
                 <w:sz w:val="19"/>
               </w:rPr>
-              <w:t>I = \int r^2 dm, \quad I = I_{\text{cm}} + Md^2, \quad I_z = I_x + I_y \quad (\text{laminar planar bodies})</w:t>
+              <w:t>I_{\text{disc}} = \frac{1}{2}MR^2, \quad I_{\text{solid sphere}} = \frac{2}{5}MR^2, \quad I_{\text{tangent}} = I_{cm} + Md^2</w:t>
             </w:r>
           </w:p>
         </w:tc>
@@ -517,7 +517,7 @@
           <w:color w:val="2B6CB0"/>
           <w:sz w:val="24"/>
         </w:rPr>
-        <w:t>3.1 Torque, Angular Momentum &amp; Pure Rolling (High Yield — 8 PYQs)</w:t>
+        <w:t>3.1 Torque, Angular Momentum &amp; Rotational Kinetic Energy (Moderate Yield — 7 PYQs)</w:t>
       </w:r>
     </w:p>
     <w:p>
@@ -532,7 +532,7 @@
         <w:rPr>
           <w:sz w:val="20"/>
         </w:rPr>
-        <w:t>Rotational analogue of Newton's second law, conservation of angular momentum, and rolling down an incline.</w:t>
+        <w:t>Rotational dynamics: Torque τ = Iα = (dL / dt). Angular momentum L = Iω = vec(r) × vec(p). If external torque is zero (τ_(ext) = 0), angular momentum is conserved (I_1ω_1 = I_2ω_2). Rotational kinetic energy K_(rot) = (1 / 2)Iω^2.</w:t>
       </w:r>
     </w:p>
     <w:tbl>
@@ -570,7 +570,7 @@
                 <w:color w:val="2D3748"/>
                 <w:sz w:val="19"/>
               </w:rPr>
-              <w:t>On an incline, the body with the smallest k^2/R^2 reaches the bottom first (Solid Sphere &gt; Solid Cylinder &gt; Hollow Sphere &gt; Ring).</w:t>
+              <w:t>When a ballet dancer pulls in her arms, I decreases, ω increases, but rotational kinetic energy INCREASES due to internal muscular work done!</w:t>
             </w:r>
           </w:p>
         </w:tc>
@@ -611,7 +611,7 @@
                 <w:color w:val="2D3748"/>
                 <w:sz w:val="19"/>
               </w:rPr>
-              <w:t>In pure rolling on a flat surface, the instantaneous axis of rotation passes through the contact point (v_(contact) = 0).</w:t>
+              <w:t>Convert rpm to rad/s: ω = (2π N / 60). A common 1-step calculation in KCET rotational problems.</w:t>
             </w:r>
           </w:p>
         </w:tc>
@@ -725,7 +725,7 @@
           <w:color w:val="2B6CB0"/>
           <w:sz w:val="24"/>
         </w:rPr>
-        <w:t>3.2 Moment of Inertia &amp; Parallel/Perpendicular Axes Theorems (Moderate Yield — 6 PYQs)</w:t>
+        <w:t>3.2 Moment of Inertia &amp; Theorems of Parallel / Perpendicular Axes (Moderate Yield — 6 PYQs)</w:t>
       </w:r>
     </w:p>
     <w:p>
@@ -740,7 +740,7 @@
         <w:rPr>
           <w:sz w:val="20"/>
         </w:rPr>
-        <w:t>Calculation of rotational inertia, radius of gyration k = √(I/M), and axes shift theorems.</w:t>
+        <w:t>Moment of inertia I = ∑ m_i r_i^2 = M k^2. Parallel axis theorem: I = I_(cm) + M d^2. Perpendicular axis theorem for laminar bodies: I_z = I_x + I_y. Standard values: Ring about axis M R^2; Disc (1 / 2)M R^2; Solid Sphere (2 / 5)M R^2; Thin Rod (1 / 12)M L^2.</w:t>
       </w:r>
     </w:p>
     <w:tbl>
@@ -778,7 +778,7 @@
                 <w:color w:val="2D3748"/>
                 <w:sz w:val="19"/>
               </w:rPr>
-              <w:t>Perpendicular axis theorem I_z = I_x + I_y is strictly valid ONLY for 2D laminar (flat) objects lying in the xy-plane.</w:t>
+              <w:t>Perpendicular axis theorem applies ONLY to flat planar (2D) lamina, NEVER to 3D objects like solid spheres or cylinders!</w:t>
             </w:r>
           </w:p>
         </w:tc>
@@ -819,7 +819,7 @@
                 <w:color w:val="2D3748"/>
                 <w:sz w:val="19"/>
               </w:rPr>
-              <w:t>Solid sphere I_(cm) = (2 / 5)MR^2; hollow spherical shell I_(cm) = (2 / 3)MR^2; circular disc I_(cm) = (1 / 2)MR^2.</w:t>
+              <w:t>For rolling bodies down an incline, acceleration is a = (gsinθ / 1 + k^2/r^2). Smaller k^2/r^2 reaches bottom first: Solid Sphere (0.4) &gt; Disc (0.5) &gt; Ring (1.0).</w:t>
             </w:r>
           </w:p>
         </w:tc>
@@ -848,13 +848,13 @@
           <w:b/>
           <w:sz w:val="18"/>
         </w:rPr>
-        <w:t xml:space="preserve">[2025 Shift] Q#3 (MCQ): </w:t>
+        <w:t xml:space="preserve">[2024 Shift] Q#4 (MCQ): </w:t>
       </w:r>
       <w:r>
         <w:rPr>
           <w:sz w:val="18"/>
         </w:rPr>
-        <w:t xml:space="preserve">"Two fly wheels are connected by a non-slipping belt as shown in the figure. I_(1)=4kgm^2,r_(1)=20cm , I_(2)=20kgm^2 and r_(2)=30cm..."  </w:t>
+        <w:t xml:space="preserve">"A ceiling fan is rotating around a fixed axle as shown. The direction of angular velocity is along .......... ...."  </w:t>
       </w:r>
       <w:r>
         <w:rPr>
@@ -1067,7 +1067,7 @@
           <w:color w:val="1A365D"/>
           <w:sz w:val="22"/>
         </w:rPr>
-        <w:t>Benchmark Problem 2: KCET 2025 (Q#3)</w:t>
+        <w:t>Benchmark Problem 2: KCET 2023 (Q#2)</w:t>
       </w:r>
     </w:p>
     <w:p>
@@ -1078,7 +1078,7 @@
         <w:rPr>
           <w:sz w:val="20"/>
         </w:rPr>
-        <w:t>Two fly wheels are connected by a non-slipping belt as shown in the figure. I_(1)=4kgm^2,r_(1)=20cm , I_(2)=20kgm^2 and r_(2)=30cm . A torque of 10 Nm is applied on the smaller wheel. Then match the entries of column I with appropriate entries of column II. I Quantities II Their numerical Values (in SI units) (a) Angular acceleration of smaller wheel (i) (5 / 3) (b) Torque on the larger wheel (ii) (100 / 3) (c) Angular acceleration of larger wheel (iii) (5 / 2)</w:t>
+        <w:t>The moment of inertia of a rigid body about an axis</w:t>
       </w:r>
     </w:p>
     <w:p>
@@ -1090,7 +1090,7 @@
         <w:rPr>
           <w:sz w:val="19"/>
         </w:rPr>
-        <w:t>(A) a-ii,b-iii,c-i</w:t>
+        <w:t>(A) does not depend on its mass.</w:t>
       </w:r>
     </w:p>
     <w:p>
@@ -1102,7 +1102,7 @@
         <w:rPr>
           <w:sz w:val="19"/>
         </w:rPr>
-        <w:t>(B) a-iii,b-i,c-ii</w:t>
+        <w:t>(B) does not depend on its shape.</w:t>
       </w:r>
     </w:p>
     <w:p>
@@ -1114,7 +1114,7 @@
         <w:rPr>
           <w:sz w:val="19"/>
         </w:rPr>
-        <w:t>(C) a-ii,b-i,c-iii</w:t>
+        <w:t>(C) depends on the position of axis of rotation.</w:t>
       </w:r>
     </w:p>
     <w:p>
@@ -1126,7 +1126,7 @@
         <w:rPr>
           <w:sz w:val="19"/>
         </w:rPr>
-        <w:t>(D) a-iii,b-ii,c-i</w:t>
+        <w:t>(D) does not depend on its size.</w:t>
       </w:r>
     </w:p>
     <w:tbl>
@@ -1167,7 +1167,7 @@
               </w:rPr>
               <w:t>Solution Analysis:</w:t>
               <w:br/>
-              <w:t>Explanation The relationship between the torque, moment of inertia, and angular acceleration for each wheel can be established with the following equations: For the smaller wheel: T_(1)=I_(1)α_(1) where T_(1) is the torque applied to the smaller wheel, I_(1)=4kg · m^2 is its moment of inertia, and α_(1) is the angular acceleration. The angular acceleration ratio between the two wheels is given by: α_(2)r_(2)=α_(1)r_(1) where α_(2) is the angular acceleration of the larger wheel, r_(1)=0.2m , and r_(2)=0.3m . Given that a torque of 10 Nm is applied to the smaller wheel: 10=α_(1) × 4 Solving for α_(1) : α_(1)=(10 / 4)=(5 / 2)rad/s^2 Using the relation for the angular accelerations: α_(2) × 0.3=((5 / 2)) × 0.2 α_(2)=(5 / 3)rad/s^2 Finally, for the larger wheel, the torque T_(2) is given by: T_(2)=I_(2)α_(2) where I_(2)=20kg · m^2 . Plugging in the values: T_(2)=20 × (5 / 3)=(100 / 3)Nm Thus, the angular accelerations and the torque can be summarized as follows: Angular acceleration of the smaller wheel α_(1)=(5 / 2)rad/s^2 Angular acceleration of the larger wheel α_(2)=(5 / 3)rad/s^2 Torque on the larger wheel T_(2)=(100 / 3)Nm</w:t>
+              <w:t>Moment of inertia of a body depends on the mass of the body, distribution of mass in the body, position of axis of rotation of the body and on the distance from the axis of rotation.</w:t>
             </w:r>
           </w:p>
         </w:tc>
